--- a/fuentes/CFA5_135333_DU.docx
+++ b/fuentes/CFA5_135333_DU.docx
@@ -3407,10 +3407,10 @@
           <w:lang w:val="es-419" w:eastAsia="es-CO"/>
         </w:rPr>
         <w:drawing>
-          <wp:inline distT="0" distB="0" distL="0" distR="0" wp14:anchorId="2DBA5693" wp14:editId="3BADF05D">
+          <wp:inline distT="0" distB="0" distL="0" distR="0" wp14:anchorId="2DBA5693" wp14:editId="1C3F4A33">
             <wp:extent cx="5865204" cy="2875548"/>
             <wp:effectExtent l="0" t="0" r="2540" b="1270"/>
-            <wp:docPr id="2056903338" name="Imagen 5" descr="La figura muestra la clasificación de los datos de acuerdo a su naturaleza, su origen y su finalidad."/>
+            <wp:docPr id="2056903338" name="Imagen 5" descr="La figura 1 describe la clasificación de los datos, la cual presenta tres categorías principales conectadas desde un encabezado central: la primera clasificación es “por naturaleza”, que incluye datos cuantitativos (números) y cualitativos (opiniones), la segunda es “por origen”, que comprende datos primarios (propios) y secundarios (externos), la tercera es “por finalidad”, que agrupa datos operativos (procesos), estratégicos (decisiones) y relacionales (interacción)."/>
             <wp:cNvGraphicFramePr>
               <a:graphicFrameLocks xmlns:a="http://schemas.openxmlformats.org/drawingml/2006/main" noChangeAspect="1"/>
             </wp:cNvGraphicFramePr>
@@ -3418,7 +3418,7 @@
               <a:graphicData uri="http://schemas.openxmlformats.org/drawingml/2006/picture">
                 <pic:pic xmlns:pic="http://schemas.openxmlformats.org/drawingml/2006/picture">
                   <pic:nvPicPr>
-                    <pic:cNvPr id="2056903338" name="Imagen 5" descr="La figura muestra la clasificación de los datos de acuerdo a su naturaleza, su origen y su finalidad."/>
+                    <pic:cNvPr id="2056903338" name="Imagen 5" descr="La figura 1 describe la clasificación de los datos, la cual presenta tres categorías principales conectadas desde un encabezado central: la primera clasificación es “por naturaleza”, que incluye datos cuantitativos (números) y cualitativos (opiniones), la segunda es “por origen”, que comprende datos primarios (propios) y secundarios (externos), la tercera es “por finalidad”, que agrupa datos operativos (procesos), estratégicos (decisiones) y relacionales (interacción)."/>
                     <pic:cNvPicPr>
                       <a:picLocks noChangeAspect="1" noChangeArrowheads="1"/>
                     </pic:cNvPicPr>
@@ -3499,7 +3499,14 @@
                 <w:b/>
                 <w:lang w:val="es-419"/>
               </w:rPr>
-              <w:t>Descripción de la imagen</w:t>
+              <w:t xml:space="preserve">Descripción de la </w:t>
+            </w:r>
+            <w:r>
+              <w:rPr>
+                <w:b/>
+                <w:lang w:val="es-419"/>
+              </w:rPr>
+              <w:t>figura</w:t>
             </w:r>
             <w:r>
               <w:rPr>
@@ -4322,7 +4329,19 @@
         <w:rPr>
           <w:lang w:val="es-419" w:eastAsia="es-CO"/>
         </w:rPr>
-        <w:t>Los datos se guardan en sistemas seguros (bases de datos, nube) manteniendo integridad y accesibilidad.</w:t>
+        <w:t>Los datos se guardan en sistemas seguros (bases de datos, nube)</w:t>
+      </w:r>
+      <w:r>
+        <w:rPr>
+          <w:lang w:val="es-419" w:eastAsia="es-CO"/>
+        </w:rPr>
+        <w:t>,</w:t>
+      </w:r>
+      <w:r>
+        <w:rPr>
+          <w:lang w:val="es-419" w:eastAsia="es-CO"/>
+        </w:rPr>
+        <w:t xml:space="preserve"> manteniendo integridad y accesibilidad.</w:t>
       </w:r>
     </w:p>
     <w:p>
@@ -5707,7 +5726,19 @@
         <w:rPr>
           <w:lang w:val="es-419" w:eastAsia="es-CO"/>
         </w:rPr>
-        <w:t>Un tablero eficaz concentra indicadores estratégicos y facilita comparación temporal. Cuando está correctamente diseñado, permite responder de manera casi inmediata si el desempeño se mantiene estable o requiere intervención.</w:t>
+        <w:t xml:space="preserve">Un tablero eficaz concentra indicadores estratégicos y </w:t>
+      </w:r>
+      <w:r>
+        <w:rPr>
+          <w:lang w:val="es-419" w:eastAsia="es-CO"/>
+        </w:rPr>
+        <w:t>facilita la comparación</w:t>
+      </w:r>
+      <w:r>
+        <w:rPr>
+          <w:lang w:val="es-419" w:eastAsia="es-CO"/>
+        </w:rPr>
+        <w:t xml:space="preserve"> temporal. Cuando está correctamente diseñado, permite responder de manera casi inmediata si el desempeño se mantiene estable o requiere intervención.</w:t>
       </w:r>
     </w:p>
     <w:p>
@@ -6229,7 +6260,19 @@
         <w:rPr>
           <w:lang w:val="es-419" w:eastAsia="es-CO"/>
         </w:rPr>
-        <w:t>En la siguiente tabla de describen los niveles de análisis, enfoque, alcance y tipo de decisión derivada.</w:t>
+        <w:t xml:space="preserve">En la siguiente tabla </w:t>
+      </w:r>
+      <w:r>
+        <w:rPr>
+          <w:lang w:val="es-419" w:eastAsia="es-CO"/>
+        </w:rPr>
+        <w:t>se</w:t>
+      </w:r>
+      <w:r>
+        <w:rPr>
+          <w:lang w:val="es-419" w:eastAsia="es-CO"/>
+        </w:rPr>
+        <w:t xml:space="preserve"> describen los niveles de análisis, enfoque, alcance y tipo de decisión derivada.</w:t>
       </w:r>
     </w:p>
     <w:p>
@@ -6639,7 +6682,21 @@
           <w:lang w:val="es-419" w:eastAsia="es-CO"/>
         </w:rPr>
         <w:lastRenderedPageBreak/>
-        <w:t>Un aspecto central en la interpretación es evitar errores cognitivos. La sobre interpretación de datos parciales, la confirmación de hipótesis previas sin evidencia suficiente o la confusión entre correlación y causalidad pueden conducir a decisiones erróneas. Por ello, el análisis debe fundamentarse en evidencia estadística y contraste de información.</w:t>
+        <w:t xml:space="preserve">Un aspecto central en la interpretación es evitar errores cognitivos. La </w:t>
+      </w:r>
+      <w:proofErr w:type="spellStart"/>
+      <w:r>
+        <w:rPr>
+          <w:lang w:val="es-419" w:eastAsia="es-CO"/>
+        </w:rPr>
+        <w:t>sobreinterpretación</w:t>
+      </w:r>
+      <w:proofErr w:type="spellEnd"/>
+      <w:r>
+        <w:rPr>
+          <w:lang w:val="es-419" w:eastAsia="es-CO"/>
+        </w:rPr>
+        <w:t xml:space="preserve"> de datos parciales, la confirmación de hipótesis previas sin evidencia suficiente o la confusión entre correlación y causalidad pueden conducir a decisiones erróneas. Por ello, el análisis debe fundamentarse en evidencia estadística y contraste de información.</w:t>
       </w:r>
     </w:p>
     <w:p>
@@ -7393,12 +7450,22 @@
     </w:p>
     <w:p>
       <w:pPr>
-        <w:spacing w:before="0" w:after="160" w:line="259" w:lineRule="auto"/>
-        <w:ind w:firstLine="0"/>
-        <w:rPr>
-          <w:lang w:val="es-419" w:eastAsia="es-CO"/>
-        </w:rPr>
-      </w:pPr>
+        <w:rPr>
+          <w:lang w:val="es-419" w:eastAsia="es-CO"/>
+        </w:rPr>
+      </w:pPr>
+      <w:r>
+        <w:rPr>
+          <w:lang w:val="es-419" w:eastAsia="es-CO"/>
+        </w:rPr>
+        <w:t>Escucha el pódcast “Charlas que venden” y su episodio</w:t>
+      </w:r>
+      <w:r>
+        <w:rPr>
+          <w:lang w:val="es-419" w:eastAsia="es-CO"/>
+        </w:rPr>
+        <w:t>.</w:t>
+      </w:r>
       <w:r>
         <w:rPr>
           <w:lang w:val="es-419" w:eastAsia="es-CO"/>
@@ -7480,7 +7547,10 @@
               <w:t xml:space="preserve">: </w:t>
             </w:r>
             <w:r>
-              <w:t>Decisiones y rentabilidad digital.</w:t>
+              <w:t>d</w:t>
+            </w:r>
+            <w:r>
+              <w:t>ecisiones y rentabilidad digital.</w:t>
             </w:r>
           </w:p>
           <w:p>
@@ -7494,7 +7564,13 @@
               <w:t xml:space="preserve">: </w:t>
             </w:r>
             <w:r>
-              <w:t>¡Hola, hola! Bienvenidos a este episodio de nuestro p</w:t>
+              <w:t>¡</w:t>
+            </w:r>
+            <w:r>
+              <w:t>h</w:t>
+            </w:r>
+            <w:r>
+              <w:t>ola, hola! Bienvenidos a este episodio de nuestro p</w:t>
             </w:r>
             <w:r>
               <w:t>ó</w:t>
@@ -7511,7 +7587,10 @@
               <w:t xml:space="preserve">: </w:t>
             </w:r>
             <w:r>
-              <w:t xml:space="preserve">Jajaja, exacto, Kevin. No basta con ver cuántas visitas tiene una web o cuántos clics reciben los anuncios. La clave está en analizar métricas que realmente impacten la rentabilidad: conversión, adquisición de clientes y ROI. </w:t>
+              <w:t>j</w:t>
+            </w:r>
+            <w:r>
+              <w:t xml:space="preserve">ajaja, exacto, Kevin. No basta con ver cuántas visitas tiene una web o cuántos clics reciben los anuncios. La clave está en analizar métricas que realmente impacten la rentabilidad: conversión, adquisición de clientes y ROI. </w:t>
             </w:r>
             <w:r>
               <w:t>¡¡Empecemos!!</w:t>
@@ -7528,7 +7607,10 @@
               <w:t xml:space="preserve">: </w:t>
             </w:r>
             <w:r>
-              <w:t>El programa de hoy se llama “Decisiones y rentabilidad digital” y usted nombrando a un tal ROI…. ¿Quién es y por qué debería importarme?</w:t>
+              <w:t>e</w:t>
+            </w:r>
+            <w:r>
+              <w:t>l programa de hoy se llama “Decisiones y rentabilidad digital” y usted nombrando a un tal ROI…. ¿Quién es y por qué debería importarme?</w:t>
             </w:r>
           </w:p>
           <w:p>
@@ -7539,7 +7621,10 @@
               <w:t xml:space="preserve">: </w:t>
             </w:r>
             <w:r>
-              <w:t>Jajaja no Kevin</w:t>
+              <w:t>j</w:t>
+            </w:r>
+            <w:r>
+              <w:t>ajaja no Kevin</w:t>
             </w:r>
             <w:r>
               <w:t>,</w:t>
@@ -7560,7 +7645,10 @@
             </w:r>
             <w:proofErr w:type="spellStart"/>
             <w:r>
-              <w:t>Ahhh</w:t>
+              <w:t>a</w:t>
+            </w:r>
+            <w:r>
+              <w:t>hhh</w:t>
             </w:r>
             <w:proofErr w:type="spellEnd"/>
             <w:r>
@@ -7575,7 +7663,10 @@
               <w:t xml:space="preserve">: </w:t>
             </w:r>
             <w:r>
-              <w:t>Exacto. Una métrica clave es la tasa de conversión, que mide el porcentaje de visitantes que hacen lo que queremos: comprar, registrarse o descargar algo. Así vemos si nuestra web o campaña realmente funciona.</w:t>
+              <w:t>e</w:t>
+            </w:r>
+            <w:r>
+              <w:t>xacto. Una métrica clave es la tasa de conversión, que mide el porcentaje de visitantes que hacen lo que queremos: comprar, registrarse o descargar algo. Así vemos si nuestra web o campaña realmente funciona.</w:t>
             </w:r>
           </w:p>
           <w:p>
@@ -7589,7 +7680,10 @@
               <w:t xml:space="preserve">: </w:t>
             </w:r>
             <w:r>
-              <w:t>Ok, cada métrica tiene su misión. Pero necesito un ejemplo concreto, no me dejes solo con palabras bonitas.</w:t>
+              <w:t>o</w:t>
+            </w:r>
+            <w:r>
+              <w:t>k, cada métrica tiene su misión. Pero necesito un ejemplo concreto, no me dejes solo con palabras bonitas.</w:t>
             </w:r>
           </w:p>
           <w:p>
@@ -7601,7 +7695,10 @@
               <w:t xml:space="preserve">: </w:t>
             </w:r>
             <w:r>
-              <w:t>Claro. Una marca de moda descubrió que, aunque el 70% de sus visitantes usaba celular, la conversión móvil era bajísima. Al investigar, vieron que formularios largos y pagos complicados causaban abandono. Optimizar eso aumentó ventas y la experiencia del cliente mejoró.</w:t>
+              <w:t>c</w:t>
+            </w:r>
+            <w:r>
+              <w:t>laro. Una marca de moda descubrió que, aunque el 70% de sus visitantes usaba celular, la conversión móvil era bajísima. Al investigar, vieron que formularios largos y pagos complicados causaban abandono. Optimizar eso aumentó ventas y la experiencia del cliente mejoró.</w:t>
             </w:r>
           </w:p>
           <w:p>
@@ -7615,7 +7712,13 @@
               <w:t xml:space="preserve">: </w:t>
             </w:r>
             <w:r>
-              <w:t xml:space="preserve">¡Ajá! Entonces los datos no solo muestran problemas, ¡también oportunidades para mejorar! Como cuando encuentras </w:t>
+              <w:t>¡</w:t>
+            </w:r>
+            <w:r>
+              <w:t>a</w:t>
+            </w:r>
+            <w:r>
+              <w:t xml:space="preserve">já! Entonces los datos no solo muestran problemas, ¡también oportunidades para mejorar! Como cuando encuentras </w:t>
             </w:r>
             <w:proofErr w:type="spellStart"/>
             <w:r>
@@ -7637,7 +7740,10 @@
               <w:t xml:space="preserve">: </w:t>
             </w:r>
             <w:r>
-              <w:t xml:space="preserve">Exactamente. Además, debemos segmentar al cliente. No todos compran por lo mismo: algunos buscan conveniencia, </w:t>
+              <w:t>e</w:t>
+            </w:r>
+            <w:r>
+              <w:t xml:space="preserve">xactamente. Además, debemos segmentar al cliente. No todos compran por lo mismo: algunos buscan conveniencia, </w:t>
             </w:r>
             <w:proofErr w:type="gramStart"/>
             <w:r>
@@ -7660,7 +7766,10 @@
             </w:r>
             <w:proofErr w:type="spellStart"/>
             <w:r>
-              <w:t>Ahhh</w:t>
+              <w:t>a</w:t>
+            </w:r>
+            <w:r>
+              <w:t>hhh</w:t>
             </w:r>
             <w:proofErr w:type="spellEnd"/>
             <w:r>
@@ -7683,7 +7792,10 @@
               <w:t xml:space="preserve">: </w:t>
             </w:r>
             <w:r>
-              <w:t>Otro dato vital es el CAC, el costo de adquisición de clientes. Si gastamos $50 y conseguimos un solo cliente, el CAC es alto. Ajustando la campaña y consiguiendo más clientes con el mismo gasto, nuestro ROI mejora.</w:t>
+              <w:t>o</w:t>
+            </w:r>
+            <w:r>
+              <w:t>tro dato vital es el CAC, el costo de adquisición de clientes. Si gastamos $50 y conseguimos un solo cliente, el CAC es alto. Ajustando la campaña y consiguiendo más clientes con el mismo gasto, nuestro ROI mejora.</w:t>
             </w:r>
           </w:p>
           <w:p>
@@ -7697,7 +7809,10 @@
               <w:t xml:space="preserve">: </w:t>
             </w:r>
             <w:r>
-              <w:t>Entonces medir CAC nos ayuda a invertir inteligentemente. Nada de gastar a ciegas. Como cuando eliges pizza, mejor con más ingredientes y menos desperdicio.</w:t>
+              <w:t>e</w:t>
+            </w:r>
+            <w:r>
+              <w:t>ntonces medir CAC nos ayuda a invertir inteligentemente. Nada de gastar a ciegas. Como cuando eliges pizza, mejor con más ingredientes y menos desperdicio.</w:t>
             </w:r>
           </w:p>
           <w:p>
@@ -7705,10 +7820,13 @@
               <w:t>CAROLINA</w:t>
             </w:r>
             <w:r>
-              <w:t xml:space="preserve">: </w:t>
-            </w:r>
-            <w:r>
-              <w:t>Exacto. Y no olvidemos la retención. No basta con adquirir clientes, hay que mantenerlos. Datos sobre repetición de compra o interacción en redes nos ayudan a decidir acciones de fidelización.</w:t>
+              <w:t>:</w:t>
+            </w:r>
+            <w:r>
+              <w:t xml:space="preserve"> e</w:t>
+            </w:r>
+            <w:r>
+              <w:t>xacto. Y no olvidemos la retención. No basta con adquirir clientes, hay que mantenerlos. Datos sobre repetición de compra o interacción en redes nos ayudan a decidir acciones de fidelización.</w:t>
             </w:r>
           </w:p>
           <w:p>
@@ -7723,7 +7841,10 @@
               <w:t xml:space="preserve">: </w:t>
             </w:r>
             <w:r>
-              <w:t>Interesante. Entonces todo empieza con métricas correctas, se analizan y se actúa basado en datos, ¿cierto?</w:t>
+              <w:t>i</w:t>
+            </w:r>
+            <w:r>
+              <w:t>nteresante. Entonces todo empieza con métricas correctas, se analizan y se actúa basado en datos, ¿cierto?</w:t>
             </w:r>
           </w:p>
           <w:p>
@@ -7734,7 +7855,10 @@
               <w:t xml:space="preserve">: </w:t>
             </w:r>
             <w:r>
-              <w:t>Sí. Aquí entra la visualización de datos. Los tableros permiten ver tendencias, identificar problemas y tomar decisiones rápidas. Por ejemplo, un gráfico puede mostrar que las conversiones caen los lunes y podemos ajustar promociones ese día.</w:t>
+              <w:t>s</w:t>
+            </w:r>
+            <w:r>
+              <w:t>í. Aquí entra la visualización de datos. Los tableros permiten ver tendencias, identificar problemas y tomar decisiones rápidas. Por ejemplo, un gráfico puede mostrar que las conversiones caen los lunes y podemos ajustar promociones ese día.</w:t>
             </w:r>
           </w:p>
           <w:p>
@@ -7748,7 +7872,13 @@
               <w:t xml:space="preserve">: </w:t>
             </w:r>
             <w:r>
-              <w:t>¡Eso me gusta! Convertir números en decisiones concretas y aplicables. Como cuando transformo café en productividad.</w:t>
+              <w:t>¡</w:t>
+            </w:r>
+            <w:r>
+              <w:t>e</w:t>
+            </w:r>
+            <w:r>
+              <w:t>so me gusta! Convertir números en decisiones concretas y aplicables. Como cuando transformo café en productividad.</w:t>
             </w:r>
           </w:p>
           <w:p>
@@ -7759,7 +7889,10 @@
               <w:t xml:space="preserve">: </w:t>
             </w:r>
             <w:r>
-              <w:t>Además, combinar métricas es clave. Solo mirar visitas nos da una visión incompleta; cruzando visitas, conversiones y CAC obtenemos un panorama real y priorizamos acciones con mayor impacto.</w:t>
+              <w:t>a</w:t>
+            </w:r>
+            <w:r>
+              <w:t>demás, combinar métricas es clave. Solo mirar visitas nos da una visión incompleta; cruzando visitas, conversiones y CAC obtenemos un panorama real y priorizamos acciones con mayor impacto.</w:t>
             </w:r>
           </w:p>
           <w:p>
@@ -7770,7 +7903,10 @@
               <w:t xml:space="preserve">: </w:t>
             </w:r>
             <w:r>
-              <w:t xml:space="preserve">Entonces la gran pregunta: ¿cuál es el secreto para tomar decisiones estratégicas con datos digitales? </w:t>
+              <w:t>e</w:t>
+            </w:r>
+            <w:r>
+              <w:t xml:space="preserve">ntonces la gran pregunta: ¿cuál es el secreto para tomar decisiones estratégicas con datos digitales? </w:t>
             </w:r>
           </w:p>
           <w:p>
@@ -7781,7 +7917,10 @@
               <w:t xml:space="preserve">: </w:t>
             </w:r>
             <w:r>
-              <w:t>Resumido en tres pasos: medir, analizar y actuar. Medir con métricas relevantes, analizar patrones y oportunidades, y actuar optimizando inversión y experiencia del cliente. Ese es el ciclo de rentabilidad digital.</w:t>
+              <w:t>r</w:t>
+            </w:r>
+            <w:r>
+              <w:t>esumido en tres pasos: medir, analizar y actuar. Medir con métricas relevantes, analizar patrones y oportunidades, y actuar optimizando inversión y experiencia del cliente. Ese es el ciclo de rentabilidad digital.</w:t>
             </w:r>
           </w:p>
           <w:p>
@@ -7795,7 +7934,13 @@
               <w:t xml:space="preserve">: </w:t>
             </w:r>
             <w:r>
-              <w:t>¡Perfecto! Entonces los datos dejan de ser números fríos y se convierten en decisiones estratégicas que generan resultados reales. ¡Adiós a los números aburridos!</w:t>
+              <w:t>¡</w:t>
+            </w:r>
+            <w:r>
+              <w:t>p</w:t>
+            </w:r>
+            <w:r>
+              <w:t>erfecto! Entonces los datos dejan de ser números fríos y se convierten en decisiones estratégicas que generan resultados reales. ¡Adiós a los números aburridos!</w:t>
             </w:r>
           </w:p>
           <w:p>
@@ -7806,7 +7951,10 @@
               <w:t xml:space="preserve">: </w:t>
             </w:r>
             <w:r>
-              <w:t>Exactamente. Esto aplica para cualquier negocio digital, grande o pequeño. La diferencia está en usar los datos con inteligencia.</w:t>
+              <w:t>e</w:t>
+            </w:r>
+            <w:r>
+              <w:t>xactamente. Esto aplica para cualquier negocio digital, grande o pequeño. La diferencia está en usar los datos con inteligencia.</w:t>
             </w:r>
           </w:p>
           <w:p>
@@ -7832,7 +7980,10 @@
               <w:t xml:space="preserve">: </w:t>
             </w:r>
             <w:r>
-              <w:t>Gracias a todos. Recuerden: la rentabilidad digital comienza con buenos datos y decisiones inteligentes. Hasta la próxima.</w:t>
+              <w:t>g</w:t>
+            </w:r>
+            <w:r>
+              <w:t>racias a todos. Recuerden: la rentabilidad digital comienza con buenos datos y decisiones inteligentes. Hasta la próxima.</w:t>
             </w:r>
           </w:p>
           <w:p/>
@@ -8285,10 +8436,10 @@
           <w:noProof/>
         </w:rPr>
         <w:drawing>
-          <wp:inline distT="0" distB="0" distL="0" distR="0" wp14:anchorId="53589FF3" wp14:editId="0BA47D2C">
+          <wp:inline distT="0" distB="0" distL="0" distR="0" wp14:anchorId="53589FF3" wp14:editId="4860532E">
             <wp:extent cx="4868595" cy="2386940"/>
             <wp:effectExtent l="0" t="0" r="8255" b="0"/>
-            <wp:docPr id="2030144206" name="Imagen 6" descr="La figura 2 muestra los tipos de KPI web."/>
+            <wp:docPr id="2030144206" name="Imagen 6" descr="La figura 2 describe los tipos de KPI web. En el centro se destaca el concepto principal y alrededor se presentan cuatro tipos de indicadores. El KPI de tráfico mide visitantes únicos, páginas vistas y tasa de rebote. El KPI de interacción evalúa clics, tiempo en página y descargas de contenido. El KPI de conversión incluye número de leads, compras y suscripciones. El KPI de rendimiento de campañas analiza el CTR (Click Through Rate) y el ROI digital. A la derecha aparece una ilustración de una persona observando paneles con gráficos y estadísticas digitales."/>
             <wp:cNvGraphicFramePr>
               <a:graphicFrameLocks xmlns:a="http://schemas.openxmlformats.org/drawingml/2006/main" noChangeAspect="1"/>
             </wp:cNvGraphicFramePr>
@@ -8296,7 +8447,7 @@
               <a:graphicData uri="http://schemas.openxmlformats.org/drawingml/2006/picture">
                 <pic:pic xmlns:pic="http://schemas.openxmlformats.org/drawingml/2006/picture">
                   <pic:nvPicPr>
-                    <pic:cNvPr id="2030144206" name="Imagen 6" descr="La figura 2 muestra los tipos de KPI web."/>
+                    <pic:cNvPr id="2030144206" name="Imagen 6" descr="La figura 2 describe los tipos de KPI web. En el centro se destaca el concepto principal y alrededor se presentan cuatro tipos de indicadores. El KPI de tráfico mide visitantes únicos, páginas vistas y tasa de rebote. El KPI de interacción evalúa clics, tiempo en página y descargas de contenido. El KPI de conversión incluye número de leads, compras y suscripciones. El KPI de rendimiento de campañas analiza el CTR (Click Through Rate) y el ROI digital. A la derecha aparece una ilustración de una persona observando paneles con gráficos y estadísticas digitales."/>
                     <pic:cNvPicPr>
                       <a:picLocks noChangeAspect="1" noChangeArrowheads="1"/>
                     </pic:cNvPicPr>
@@ -8374,20 +8525,28 @@
                 <w:bCs/>
                 <w:lang w:val="es-419"/>
               </w:rPr>
-              <w:t>Descripción de la imagen</w:t>
-            </w:r>
-            <w:r>
-              <w:rPr>
+              <w:t xml:space="preserve">Descripción de la </w:t>
+            </w:r>
+            <w:r>
+              <w:rPr>
+                <w:b/>
                 <w:bCs/>
                 <w:lang w:val="es-419"/>
               </w:rPr>
-              <w:t xml:space="preserve">: </w:t>
+              <w:t>figura</w:t>
             </w:r>
             <w:r>
               <w:rPr>
                 <w:bCs/>
                 <w:lang w:val="es-419"/>
               </w:rPr>
+              <w:t xml:space="preserve">: </w:t>
+            </w:r>
+            <w:r>
+              <w:rPr>
+                <w:bCs/>
+                <w:lang w:val="es-419"/>
+              </w:rPr>
               <w:t>Tipos de KPI web</w:t>
             </w:r>
           </w:p>
@@ -8458,10 +8617,38 @@
     </w:tbl>
     <w:p>
       <w:pPr>
-        <w:rPr>
-          <w:lang w:val="es-419" w:eastAsia="es-CO"/>
-        </w:rPr>
-      </w:pPr>
+        <w:spacing w:before="0" w:after="160" w:line="259" w:lineRule="auto"/>
+        <w:ind w:firstLine="0"/>
+        <w:rPr>
+          <w:lang w:val="es-419" w:eastAsia="es-CO"/>
+        </w:rPr>
+      </w:pPr>
+      <w:r>
+        <w:rPr>
+          <w:lang w:val="es-419" w:eastAsia="es-CO"/>
+        </w:rPr>
+        <w:br w:type="page"/>
+      </w:r>
+    </w:p>
+    <w:p>
+      <w:pPr>
+        <w:rPr>
+          <w:lang w:val="es-419" w:eastAsia="es-CO"/>
+        </w:rPr>
+      </w:pPr>
+      <w:r>
+        <w:rPr>
+          <w:lang w:val="es-419" w:eastAsia="es-CO"/>
+        </w:rPr>
+        <w:lastRenderedPageBreak/>
+        <w:t>Escucha el pódcast “Charlas que venden” y su episodio</w:t>
+      </w:r>
+      <w:r>
+        <w:rPr>
+          <w:lang w:val="es-419" w:eastAsia="es-CO"/>
+        </w:rPr>
+        <w:t>.</w:t>
+      </w:r>
     </w:p>
     <w:tbl>
       <w:tblPr>
@@ -8487,7 +8674,6 @@
               <w:rPr>
                 <w:b/>
               </w:rPr>
-              <w:lastRenderedPageBreak/>
               <w:t>T</w:t>
             </w:r>
             <w:r>
@@ -8531,7 +8717,13 @@
               <w:t>CAROLINA</w:t>
             </w:r>
             <w:r>
-              <w:t xml:space="preserve">: Cliente digital y métricas clave. </w:t>
+              <w:t xml:space="preserve">: </w:t>
+            </w:r>
+            <w:r>
+              <w:t>c</w:t>
+            </w:r>
+            <w:r>
+              <w:t xml:space="preserve">liente digital y métricas clave. </w:t>
             </w:r>
           </w:p>
           <w:p>
@@ -8539,7 +8731,13 @@
               <w:t>CAROLINA</w:t>
             </w:r>
             <w:r>
-              <w:t xml:space="preserve">: ¡Hola a todos! Bienvenidos de nuevo a Charlas que Venden. Soy </w:t>
+              <w:t>: ¡</w:t>
+            </w:r>
+            <w:r>
+              <w:t>h</w:t>
+            </w:r>
+            <w:r>
+              <w:t xml:space="preserve">ola a todos! Bienvenidos de nuevo a Charlas que Venden. Soy </w:t>
             </w:r>
             <w:r>
               <w:t>Carolina</w:t>
@@ -8554,7 +8752,13 @@
             </w:r>
             <w:r>
               <w:tab/>
-              <w:t xml:space="preserve">: Hola, </w:t>
+              <w:t xml:space="preserve">: </w:t>
+            </w:r>
+            <w:r>
+              <w:t>h</w:t>
+            </w:r>
+            <w:r>
+              <w:t xml:space="preserve">ola, </w:t>
             </w:r>
             <w:r>
               <w:t>C</w:t>
@@ -8571,7 +8775,13 @@
               <w:t>CAROLINA</w:t>
             </w:r>
             <w:r>
-              <w:t>: Así es con toda empezamos y no te preocupes Kevin. Hoy vamos a hacerlo fácil, paso a paso. Primero, conocer al cliente digital significa entender desde qué dispositivos navega, cómo interactúa con anuncios y contenidos, y qué lo motiva a comprar.</w:t>
+              <w:t xml:space="preserve">: </w:t>
+            </w:r>
+            <w:r>
+              <w:t>a</w:t>
+            </w:r>
+            <w:r>
+              <w:t>sí es con toda empezamos y no te preocupes Kevin. Hoy vamos a hacerlo fácil, paso a paso. Primero, conocer al cliente digital significa entender desde qué dispositivos navega, cómo interactúa con anuncios y contenidos, y qué lo motiva a comprar.</w:t>
             </w:r>
           </w:p>
           <w:p>
@@ -8580,7 +8790,13 @@
             </w:r>
             <w:r>
               <w:tab/>
-              <w:t>: Entonces, no basta con saber cuántas visitas tenemos en la web, ¿verdad?</w:t>
+              <w:t xml:space="preserve">: </w:t>
+            </w:r>
+            <w:r>
+              <w:t>e</w:t>
+            </w:r>
+            <w:r>
+              <w:t>ntonces, no basta con saber cuántas visitas tenemos en la web, ¿verdad?</w:t>
             </w:r>
           </w:p>
           <w:p>
@@ -8588,7 +8804,13 @@
               <w:t>CAROLINA</w:t>
             </w:r>
             <w:r>
-              <w:t xml:space="preserve">: Exacto. Solo contar visitas es como mirar un partido desde afuera sin entender la estrategia del juego. Necesitamos métricas clave: tasa de conversión, tiempo en sitio, páginas vistas por sesión, </w:t>
+              <w:t xml:space="preserve">: </w:t>
+            </w:r>
+            <w:r>
+              <w:t>e</w:t>
+            </w:r>
+            <w:r>
+              <w:t xml:space="preserve">xacto. Solo contar visitas es como mirar un partido desde afuera sin entender la estrategia del juego. Necesitamos métricas clave: tasa de conversión, tiempo en sitio, páginas vistas por sesión, </w:t>
             </w:r>
             <w:r>
               <w:rPr>
@@ -8602,11 +8824,105 @@
           </w:p>
           <w:p>
             <w:r>
+              <w:lastRenderedPageBreak/>
               <w:t>KEVIN</w:t>
             </w:r>
             <w:r>
               <w:tab/>
-              <w:t>: Ok, entonces cada métrica tiene su misión, ¿cierto? ¿Puedes darme un ejemplo real de cómo se usan?</w:t>
+              <w:t xml:space="preserve">: </w:t>
+            </w:r>
+            <w:r>
+              <w:t>o</w:t>
+            </w:r>
+            <w:r>
+              <w:t>k, entonces cada métrica tiene su misión, ¿cierto? ¿Puedes darme un ejemplo real de cómo se usan?</w:t>
+            </w:r>
+          </w:p>
+          <w:p>
+            <w:r>
+              <w:t>CAROLINA</w:t>
+            </w:r>
+            <w:r>
+              <w:t xml:space="preserve">: </w:t>
+            </w:r>
+            <w:r>
+              <w:t>c</w:t>
+            </w:r>
+            <w:r>
+              <w:t>laro. Por ejemplo, Nativa Verde analiza su tráfico móvil: aunque el 70 % de visitas proviene de celulares, la conversión móvil es baja. ¿Sabes por qué? Formularios largos, pagos complicados y cierta desconfianza en pagos digitales en algunos segmentos. Identificar esto permite optimizar la experiencia y aumentar las ventas.</w:t>
+            </w:r>
+          </w:p>
+          <w:p>
+            <w:r>
+              <w:t>KEVIN</w:t>
+            </w:r>
+            <w:r>
+              <w:tab/>
+              <w:t>: ¡</w:t>
+            </w:r>
+            <w:r>
+              <w:t>a</w:t>
+            </w:r>
+            <w:r>
+              <w:t>h! Entonces los datos no solo muestran problemas, sino también oportunidades de mejora.</w:t>
+            </w:r>
+          </w:p>
+          <w:p>
+            <w:r>
+              <w:t>CAROLINA</w:t>
+            </w:r>
+            <w:r>
+              <w:t xml:space="preserve">: </w:t>
+            </w:r>
+            <w:r>
+              <w:t>e</w:t>
+            </w:r>
+            <w:r>
+              <w:t>xactamente. Además, es vital segmentar al cliente. No todos los usuarios son iguales: algunos compran por conveniencia, otros por sostenibilidad, y algunos buscan promociones. Conocer edad, ubicación, hábitos de compra y preferencias nos permite crear campañas más efectivas y personalizadas.</w:t>
+            </w:r>
+          </w:p>
+          <w:p>
+            <w:r>
+              <w:t>KEVIN: ¡</w:t>
+            </w:r>
+            <w:r>
+              <w:t>c</w:t>
+            </w:r>
+            <w:r>
+              <w:t xml:space="preserve">omo cuando Facebook </w:t>
+            </w:r>
+            <w:proofErr w:type="spellStart"/>
+            <w:r>
+              <w:t>Ads</w:t>
+            </w:r>
+            <w:proofErr w:type="spellEnd"/>
+            <w:r>
+              <w:t xml:space="preserve"> nos deja elegir la audiencia por intereses, ubicación y comportamiento!</w:t>
+            </w:r>
+          </w:p>
+          <w:p>
+            <w:r>
+              <w:t>CAROLINA</w:t>
+            </w:r>
+            <w:r>
+              <w:t xml:space="preserve">: </w:t>
+            </w:r>
+            <w:r>
+              <w:t>e</w:t>
+            </w:r>
+            <w:r>
+              <w:t>xacto. Y no olvidemos medir el rendimiento de cada campaña. Por ejemplo, si una promoción de detergentes biodegradables genera muchas visitas, pero pocas compras, los datos nos dicen que debemos revisar mensajes, precios o experiencia de pago.</w:t>
+            </w:r>
+          </w:p>
+          <w:p>
+            <w:r>
+              <w:t xml:space="preserve">KEVIN: </w:t>
+            </w:r>
+            <w:r>
+              <w:t>e</w:t>
+            </w:r>
+            <w:r>
+              <w:t>ntonces no solo lanzamos campañas, sino que analizamos resultados y ajustamos acciones, ¿verdad?</w:t>
             </w:r>
           </w:p>
           <w:p>
@@ -8615,98 +8931,13 @@
               <w:t>CAROLINA</w:t>
             </w:r>
             <w:r>
-              <w:t>: Claro. Por ejemplo, Nativa Verde analiza su tráfico móvil: aunque el 70 % de visitas proviene de celulares, la conversión móvil es baja. ¿Sabes por qué? Formularios largos, pagos complicados y cierta desconfianza en pagos digitales en algunos segmentos. Identificar esto permite optimizar la experiencia y aumentar las ventas.</w:t>
-            </w:r>
-          </w:p>
-          <w:p>
-            <w:r>
-              <w:t>KEVIN</w:t>
-            </w:r>
-            <w:r>
-              <w:tab/>
-              <w:t>: ¡Ah! Entonces los datos no solo muestran problemas, sino también oportunidades de mejora.</w:t>
-            </w:r>
-          </w:p>
-          <w:p>
-            <w:r>
-              <w:t>CAROLINA</w:t>
-            </w:r>
-            <w:r>
-              <w:t>: Exactamente. Además, es vital segmentar al cliente. No todos los usuarios son iguales: algunos compran por conveniencia, otros por sostenibilidad, y algunos buscan promociones. Conocer edad, ubicación, hábitos de compra y preferencias nos permite crear campañas más efectivas y personalizadas.</w:t>
-            </w:r>
-          </w:p>
-          <w:p>
-            <w:r>
-              <w:t xml:space="preserve">KEVIN: ¡Como cuando Facebook </w:t>
-            </w:r>
-            <w:proofErr w:type="spellStart"/>
-            <w:r>
-              <w:t>Ads</w:t>
-            </w:r>
-            <w:proofErr w:type="spellEnd"/>
-            <w:r>
-              <w:t xml:space="preserve"> nos deja elegir la audiencia por intereses, ubicación y comportamiento!</w:t>
-            </w:r>
-          </w:p>
-          <w:p>
-            <w:r>
-              <w:t>CAROLINA</w:t>
-            </w:r>
-            <w:r>
-              <w:t>: Exacto. Y no olvidemos medir el rendimiento de cada campaña. Por ejemplo, si una promoción de detergentes biodegradables genera muchas visitas, pero pocas compras, los datos nos dicen que debemos revisar mensajes, precios o experiencia de pago.</w:t>
-            </w:r>
-          </w:p>
-          <w:p>
-            <w:r>
-              <w:t>KEVIN: Entonces no solo lanzamos campañas, sino que analizamos resultados y ajustamos acciones, ¿verdad?</w:t>
-            </w:r>
-          </w:p>
-          <w:p>
-            <w:r>
-              <w:t>CAROLINA</w:t>
-            </w:r>
-            <w:r>
-              <w:t>: Correcto. Probar diferentes mensajes, diseños, canales y horarios nos permite entender qué funciona mejor. Algunas empresas incluso hacen pruebas A / B: cambian un solo elemento y comparan resultados para optimizar la conversión.</w:t>
-            </w:r>
-          </w:p>
-          <w:p>
-            <w:r>
-              <w:lastRenderedPageBreak/>
-              <w:t>KEVIN</w:t>
-            </w:r>
-            <w:r>
-              <w:tab/>
-              <w:t>: ¡Eso suena como un experimento científico!</w:t>
-            </w:r>
-          </w:p>
-          <w:p>
-            <w:r>
-              <w:t>CAROLINA</w:t>
-            </w:r>
-            <w:r>
-              <w:t xml:space="preserve">: Exactamente, Kevin. </w:t>
-            </w:r>
-            <w:r>
-              <w:rPr>
-                <w:rStyle w:val="Extranjerismo"/>
-              </w:rPr>
-              <w:t>Marketing</w:t>
-            </w:r>
-            <w:r>
-              <w:t xml:space="preserve"> digital sin pruebas es como cocinar sin receta. Nunca sabes si va a salir bien.</w:t>
-            </w:r>
-          </w:p>
-          <w:p>
-            <w:r>
-              <w:t>KEVIN: Muy claro. ¿Y qué pasa con los clientes que solo miran, pero no compran?</w:t>
-            </w:r>
-          </w:p>
-          <w:p>
-            <w:r>
-              <w:t>CAROLINA</w:t>
-            </w:r>
-            <w:r>
-              <w:t>: Ahí entran métricas como tasa de abandono del carrito y retención de usuarios. Nos indican dónde se pierde interés y cómo mejorar la experiencia. Por ejemplo, Nativa Verde detectó que muchos usuarios agregaban productos al carrito y abandonaban porque los pasos de pago eran complicados. Con este dato, optimizaron el proceso y aumentaron conversiones.</w:t>
+              <w:t xml:space="preserve">: </w:t>
+            </w:r>
+            <w:r>
+              <w:t>c</w:t>
+            </w:r>
+            <w:r>
+              <w:t>orrecto. Probar diferentes mensajes, diseños, canales y horarios nos permite entender qué funciona mejor. Algunas empresas incluso hacen pruebas A / B: cambian un solo elemento y comparan resultados para optimizar la conversión.</w:t>
             </w:r>
           </w:p>
           <w:p>
@@ -8717,9 +8948,75 @@
               <w:tab/>
               <w:t>: ¡</w:t>
             </w:r>
+            <w:r>
+              <w:t>es</w:t>
+            </w:r>
+            <w:r>
+              <w:t>o suena como un experimento científico!</w:t>
+            </w:r>
+          </w:p>
+          <w:p>
+            <w:r>
+              <w:t>CAROLINA</w:t>
+            </w:r>
+            <w:r>
+              <w:t>:</w:t>
+            </w:r>
+            <w:r>
+              <w:t xml:space="preserve"> e</w:t>
+            </w:r>
+            <w:r>
+              <w:t xml:space="preserve">xactamente, Kevin. </w:t>
+            </w:r>
+            <w:r>
+              <w:rPr>
+                <w:rStyle w:val="Extranjerismo"/>
+              </w:rPr>
+              <w:t>Marketing</w:t>
+            </w:r>
+            <w:r>
+              <w:t xml:space="preserve"> digital sin pruebas es como cocinar sin receta. Nunca sabes si va a salir bien.</w:t>
+            </w:r>
+          </w:p>
+          <w:p>
+            <w:r>
+              <w:t xml:space="preserve">KEVIN: </w:t>
+            </w:r>
+            <w:r>
+              <w:t>m</w:t>
+            </w:r>
+            <w:r>
+              <w:t>uy claro. ¿Y qué pasa con los clientes que solo miran, pero no compran?</w:t>
+            </w:r>
+          </w:p>
+          <w:p>
+            <w:r>
+              <w:t>CAROLINA</w:t>
+            </w:r>
+            <w:r>
+              <w:t xml:space="preserve">: </w:t>
+            </w:r>
+            <w:r>
+              <w:t>a</w:t>
+            </w:r>
+            <w:r>
+              <w:t>hí entran métricas como tasa de abandono del carrito y retención de usuarios. Nos indican dónde se pierde interés y cómo mejorar la experiencia. Por ejemplo, Nativa Verde detectó que muchos usuarios agregaban productos al carrito y abandonaban porque los pasos de pago eran complicados. Con este dato, optimizaron el proceso y aumentaron conversiones.</w:t>
+            </w:r>
+          </w:p>
+          <w:p>
+            <w:r>
+              <w:t>KEVIN</w:t>
+            </w:r>
+            <w:r>
+              <w:tab/>
+              <w:t>: ¡</w:t>
+            </w:r>
             <w:proofErr w:type="spellStart"/>
             <w:r>
-              <w:t>Wow</w:t>
+              <w:t>w</w:t>
+            </w:r>
+            <w:r>
+              <w:t>ow</w:t>
             </w:r>
             <w:proofErr w:type="spellEnd"/>
             <w:r>
@@ -8731,7 +9028,13 @@
               <w:t>CAROLINA</w:t>
             </w:r>
             <w:r>
-              <w:t>: Exacto. Además, el seguimiento constante permite tomar decisiones rápidas: ajustar presupuesto, cambiar segmentación, mejorar mensajes y optimizar la experiencia móvil.</w:t>
+              <w:t xml:space="preserve">: </w:t>
+            </w:r>
+            <w:r>
+              <w:t>e</w:t>
+            </w:r>
+            <w:r>
+              <w:t>xacto. Además, el seguimiento constante permite tomar decisiones rápidas: ajustar presupuesto, cambiar segmentación, mejorar mensajes y optimizar la experiencia móvil.</w:t>
             </w:r>
           </w:p>
           <w:p>
@@ -8740,21 +9043,39 @@
             </w:r>
             <w:r>
               <w:tab/>
-              <w:t>: Entonces, todo empieza por conocer al cliente, medir su interacción, segmentarlo, probar y ajustar estrategias.</w:t>
-            </w:r>
-          </w:p>
-          <w:p>
-            <w:r>
+              <w:t xml:space="preserve">: </w:t>
+            </w:r>
+            <w:r>
+              <w:t>e</w:t>
+            </w:r>
+            <w:r>
+              <w:t>ntonces, todo empieza por conocer al cliente, medir su interacción, segmentarlo, probar y ajustar estrategias.</w:t>
+            </w:r>
+          </w:p>
+          <w:p>
+            <w:r>
+              <w:lastRenderedPageBreak/>
               <w:t>CAROLINA</w:t>
             </w:r>
             <w:r>
-              <w:t>: Correcto. Esto convierte los datos en decisiones que impactan directamente la rentabilidad digital. Sin este ciclo, podemos gastar mucho en publicidad sin ver resultados claros.</w:t>
-            </w:r>
-          </w:p>
-          <w:p>
-            <w:r>
-              <w:lastRenderedPageBreak/>
-              <w:t>KEVIN: ¡Ahora entiendo! No es solo recopilar números, sino interpretarlos para mejorar la experiencia y los resultados. Me siento como detective digital.</w:t>
+              <w:t xml:space="preserve">: </w:t>
+            </w:r>
+            <w:r>
+              <w:t>c</w:t>
+            </w:r>
+            <w:r>
+              <w:t>orrecto. Esto convierte los datos en decisiones que impactan directamente la rentabilidad digital. Sin este ciclo, podemos gastar mucho en publicidad sin ver resultados claros.</w:t>
+            </w:r>
+          </w:p>
+          <w:p>
+            <w:r>
+              <w:t>KEVIN: ¡</w:t>
+            </w:r>
+            <w:r>
+              <w:t>a</w:t>
+            </w:r>
+            <w:r>
+              <w:t>hora entiendo! No es solo recopilar números, sino interpretarlos para mejorar la experiencia y los resultados. Me siento como detective digital.</w:t>
             </w:r>
           </w:p>
           <w:p>
@@ -8762,7 +9083,13 @@
               <w:t>CAROLINA</w:t>
             </w:r>
             <w:r>
-              <w:t>: Jajaja, muy cierto Kevin. Ser detective de datos digitales es divertido y estratégico. Gracias por acompañarnos en este episodio de Charlas que Venden. En la próxima entrega veremos cómo transformar estas métricas en decisiones concretas de inversión y optimización del embudo digital.</w:t>
+              <w:t xml:space="preserve">: </w:t>
+            </w:r>
+            <w:r>
+              <w:t>j</w:t>
+            </w:r>
+            <w:r>
+              <w:t>ajaja, muy cierto Kevin. Ser detective de datos digitales es divertido y estratégico. Gracias por acompañarnos en este episodio de Charlas que Venden. En la próxima entrega veremos cómo transformar estas métricas en decisiones concretas de inversión y optimización del embudo digital.</w:t>
             </w:r>
           </w:p>
           <w:p/>
@@ -8915,6 +9242,7 @@
         <w:rPr>
           <w:lang w:val="es-419" w:eastAsia="es-CO"/>
         </w:rPr>
+        <w:lastRenderedPageBreak/>
         <w:t>Propuestas de acción fundamentadas.</w:t>
       </w:r>
     </w:p>
@@ -8928,14 +9256,7 @@
         <w:rPr>
           <w:lang w:val="es-419" w:eastAsia="es-CO"/>
         </w:rPr>
-        <w:t xml:space="preserve">El valor del reporte radica en su capacidad de transformar números en argumentos. Cuando el documento solo presenta cifras, no aporta comprensión </w:t>
-      </w:r>
-      <w:r>
-        <w:rPr>
-          <w:lang w:val="es-419" w:eastAsia="es-CO"/>
-        </w:rPr>
-        <w:lastRenderedPageBreak/>
-        <w:t>estratégica. En cambio, cuando conecta resultados con decisiones futuras, se convierte en herramienta de planificación.</w:t>
+        <w:t>El valor del reporte radica en su capacidad de transformar números en argumentos. Cuando el documento solo presenta cifras, no aporta comprensión estratégica. En cambio, cuando conecta resultados con decisiones futuras, se convierte en herramienta de planificación.</w:t>
       </w:r>
     </w:p>
     <w:p>
@@ -8962,22 +9283,39 @@
     </w:p>
     <w:p>
       <w:pPr>
-        <w:pStyle w:val="Prrafodelista"/>
-        <w:ind w:left="1429" w:firstLine="0"/>
+        <w:rPr>
+          <w:lang w:val="es-419" w:eastAsia="es-CO"/>
+        </w:rPr>
+      </w:pPr>
+      <w:r>
         <w:rPr>
           <w:b/>
           <w:bCs/>
           <w:lang w:val="es-419" w:eastAsia="es-CO"/>
         </w:rPr>
-      </w:pPr>
-    </w:p>
-    <w:p>
-      <w:pPr>
-        <w:pStyle w:val="Prrafodelista"/>
-        <w:numPr>
-          <w:ilvl w:val="0"/>
-          <w:numId w:val="34"/>
-        </w:numPr>
+        <w:t>Contextualización</w:t>
+      </w:r>
+      <w:r>
+        <w:rPr>
+          <w:lang w:val="es-419" w:eastAsia="es-CO"/>
+        </w:rPr>
+        <w:t>.</w:t>
+      </w:r>
+      <w:r>
+        <w:rPr>
+          <w:lang w:val="es-419" w:eastAsia="es-CO"/>
+        </w:rPr>
+        <w:t xml:space="preserve"> </w:t>
+      </w:r>
+      <w:r>
+        <w:rPr>
+          <w:lang w:val="es-419" w:eastAsia="es-CO"/>
+        </w:rPr>
+        <w:t>Explicar escenario evaluado. Impacto en la toma de decisiones. Comprensión integral.</w:t>
+      </w:r>
+    </w:p>
+    <w:p>
+      <w:pPr>
         <w:rPr>
           <w:lang w:val="es-419" w:eastAsia="es-CO"/>
         </w:rPr>
@@ -8988,34 +9326,17 @@
           <w:bCs/>
           <w:lang w:val="es-419" w:eastAsia="es-CO"/>
         </w:rPr>
-        <w:t>Contextualización</w:t>
-      </w:r>
-      <w:r>
-        <w:rPr>
-          <w:lang w:val="es-419" w:eastAsia="es-CO"/>
-        </w:rPr>
-        <w:t>.</w:t>
-      </w:r>
-      <w:r>
-        <w:rPr>
-          <w:lang w:val="es-419" w:eastAsia="es-CO"/>
-        </w:rPr>
-        <w:t xml:space="preserve"> </w:t>
-      </w:r>
-      <w:r>
-        <w:rPr>
-          <w:lang w:val="es-419" w:eastAsia="es-CO"/>
-        </w:rPr>
-        <w:t>Explicar escenario evaluado. Impacto en la toma de decisiones. Comprensión integral.</w:t>
-      </w:r>
-    </w:p>
-    <w:p>
-      <w:pPr>
-        <w:pStyle w:val="Prrafodelista"/>
-        <w:numPr>
-          <w:ilvl w:val="0"/>
-          <w:numId w:val="34"/>
-        </w:numPr>
+        <w:t>Evidencia visual</w:t>
+      </w:r>
+      <w:r>
+        <w:rPr>
+          <w:lang w:val="es-419" w:eastAsia="es-CO"/>
+        </w:rPr>
+        <w:t>. Mostrar resultados clave. Impacto en la toma de decisiones. Comprensión integral.</w:t>
+      </w:r>
+    </w:p>
+    <w:p>
+      <w:pPr>
         <w:rPr>
           <w:lang w:val="es-419" w:eastAsia="es-CO"/>
         </w:rPr>
@@ -9026,32 +9347,6 @@
           <w:bCs/>
           <w:lang w:val="es-419" w:eastAsia="es-CO"/>
         </w:rPr>
-        <w:t>Evidencia visual</w:t>
-      </w:r>
-      <w:r>
-        <w:rPr>
-          <w:lang w:val="es-419" w:eastAsia="es-CO"/>
-        </w:rPr>
-        <w:t>. Mostrar resultados clave. Impacto en la toma de decisiones. Comprensión integral.</w:t>
-      </w:r>
-    </w:p>
-    <w:p>
-      <w:pPr>
-        <w:pStyle w:val="Prrafodelista"/>
-        <w:numPr>
-          <w:ilvl w:val="0"/>
-          <w:numId w:val="34"/>
-        </w:numPr>
-        <w:rPr>
-          <w:lang w:val="es-419" w:eastAsia="es-CO"/>
-        </w:rPr>
-      </w:pPr>
-      <w:r>
-        <w:rPr>
-          <w:b/>
-          <w:bCs/>
-          <w:lang w:val="es-419" w:eastAsia="es-CO"/>
-        </w:rPr>
         <w:t>Interpretación</w:t>
       </w:r>
       <w:r>
@@ -9069,11 +9364,6 @@
     </w:p>
     <w:p>
       <w:pPr>
-        <w:pStyle w:val="Prrafodelista"/>
-        <w:numPr>
-          <w:ilvl w:val="0"/>
-          <w:numId w:val="34"/>
-        </w:numPr>
         <w:rPr>
           <w:lang w:val="es-419" w:eastAsia="es-CO"/>
         </w:rPr>
@@ -9213,20 +9503,32 @@
         <w:rPr>
           <w:lang w:val="es-419" w:eastAsia="es-CO"/>
         </w:rPr>
-        <w:t>La visualización estratégica no consiste en producir gráficos atractivos, sino en facilitar comprensión significativa. Cuando se diseña con criterio analítico, se convierte en un instrumento que conecta información con acción.</w:t>
-      </w:r>
-    </w:p>
-    <w:p>
-      <w:pPr>
-        <w:rPr>
-          <w:lang w:val="es-419" w:eastAsia="es-CO"/>
-        </w:rPr>
-      </w:pPr>
-      <w:r>
-        <w:rPr>
-          <w:lang w:val="es-419" w:eastAsia="es-CO"/>
-        </w:rPr>
         <w:lastRenderedPageBreak/>
+        <w:t xml:space="preserve">La visualización estratégica no consiste en producir gráficos atractivos, sino en facilitar </w:t>
+      </w:r>
+      <w:r>
+        <w:rPr>
+          <w:lang w:val="es-419" w:eastAsia="es-CO"/>
+        </w:rPr>
+        <w:t xml:space="preserve">la </w:t>
+      </w:r>
+      <w:r>
+        <w:rPr>
+          <w:lang w:val="es-419" w:eastAsia="es-CO"/>
+        </w:rPr>
+        <w:t>comprensión significativa. Cuando se diseña con criterio analítico, se convierte en un instrumento que conecta información con acción.</w:t>
+      </w:r>
+    </w:p>
+    <w:p>
+      <w:pPr>
+        <w:rPr>
+          <w:lang w:val="es-419" w:eastAsia="es-CO"/>
+        </w:rPr>
+      </w:pPr>
+      <w:r>
+        <w:rPr>
+          <w:lang w:val="es-419" w:eastAsia="es-CO"/>
+        </w:rPr>
         <w:t>En entornos digitales dinámicos, la rapidez con la que se interpreta un indicador puede definir la diferencia entre reaccionar tarde o anticiparse al cambio. Por ello, integrar visualización, seguimiento y narrativa analítica es fundamental para consolidar una gestión basada en evidencia.</w:t>
       </w:r>
     </w:p>
@@ -9265,13 +9567,39 @@
         <w:rPr>
           <w:lang w:val="es-419" w:eastAsia="es-CO"/>
         </w:rPr>
-        <w:t>, el cual complementa los contenidos abordados, por medio de un ejemplo de informe estratégico: análisis de desempeño digital</w:t>
-      </w:r>
-      <w:r>
-        <w:rPr>
-          <w:lang w:val="es-419" w:eastAsia="es-CO"/>
-        </w:rPr>
-        <w:t>.</w:t>
+        <w:t>, el cual complementa los contenidos abordados, por medio de un ejemplo de informe estratégico:</w:t>
+      </w:r>
+      <w:r>
+        <w:rPr>
+          <w:lang w:val="es-419" w:eastAsia="es-CO"/>
+        </w:rPr>
+        <w:t xml:space="preserve"> </w:t>
+      </w:r>
+      <w:r>
+        <w:rPr>
+          <w:lang w:val="es-419" w:eastAsia="es-CO"/>
+        </w:rPr>
+        <w:t xml:space="preserve">Anexo 1. </w:t>
+      </w:r>
+      <w:proofErr w:type="spellStart"/>
+      <w:r>
+        <w:rPr>
+          <w:lang w:val="es-419" w:eastAsia="es-CO"/>
+        </w:rPr>
+        <w:t>Anexo_Ejemplo_Informe</w:t>
+      </w:r>
+      <w:proofErr w:type="spellEnd"/>
+      <w:r>
+        <w:rPr>
+          <w:lang w:val="es-419" w:eastAsia="es-CO"/>
+        </w:rPr>
+        <w:t xml:space="preserve"> </w:t>
+      </w:r>
+      <w:r>
+        <w:rPr>
+          <w:lang w:val="es-419" w:eastAsia="es-CO"/>
+        </w:rPr>
+        <w:t>estratégico.</w:t>
       </w:r>
     </w:p>
     <w:p>
@@ -9294,7 +9622,14 @@
         <w:rPr>
           <w:lang w:val="es-419" w:eastAsia="es-CO"/>
         </w:rPr>
-        <w:t>La metodología de gestión de datos es el conjunto de pasos sistemáticos que permiten transformar información cruda en conocimiento estratégico. Su aplicación asegura que los datos sean fiables, pertinentes y útiles para la toma de decisiones. Este proceso se articula en fases que van desde la definición de objetivos hasta la implementación de mejoras continuas. Una metodología estructurada permite optimizar recursos y convertir los datos en un activo estratégico para la organización.</w:t>
+        <w:t xml:space="preserve">La metodología de gestión de datos es el conjunto de pasos sistemáticos que permiten transformar información cruda en conocimiento estratégico. Su aplicación asegura que los datos sean fiables, pertinentes y útiles para la toma de decisiones. Este proceso se articula en fases que van desde la definición de objetivos hasta la </w:t>
+      </w:r>
+      <w:r>
+        <w:rPr>
+          <w:lang w:val="es-419" w:eastAsia="es-CO"/>
+        </w:rPr>
+        <w:lastRenderedPageBreak/>
+        <w:t>implementación de mejoras continuas. Una metodología estructurada permite optimizar recursos y convertir los datos en un activo estratégico para la organización.</w:t>
       </w:r>
     </w:p>
     <w:p>
@@ -9331,7 +9666,6 @@
           <w:bCs/>
           <w:lang w:val="es-419" w:eastAsia="es-CO"/>
         </w:rPr>
-        <w:lastRenderedPageBreak/>
         <w:t>Definición del objetivo</w:t>
       </w:r>
       <w:r>
@@ -9614,25 +9948,9 @@
     </w:p>
     <w:p>
       <w:pPr>
-        <w:spacing w:before="0" w:after="160" w:line="259" w:lineRule="auto"/>
-        <w:ind w:firstLine="0"/>
-        <w:rPr>
-          <w:lang w:val="es-419" w:eastAsia="es-CO"/>
-        </w:rPr>
-      </w:pPr>
-      <w:r>
-        <w:rPr>
-          <w:lang w:val="es-419" w:eastAsia="es-CO"/>
-        </w:rPr>
-        <w:br w:type="page"/>
-      </w:r>
-    </w:p>
-    <w:p>
-      <w:pPr>
         <w:pStyle w:val="Figura"/>
       </w:pPr>
       <w:r>
-        <w:lastRenderedPageBreak/>
         <w:t>Tipos de tráfico</w:t>
       </w:r>
     </w:p>
@@ -9645,13 +9963,14 @@
       </w:pPr>
       <w:r>
         <w:rPr>
+          <w:noProof/>
           <w:lang w:eastAsia="es-CO"/>
         </w:rPr>
         <w:drawing>
-          <wp:inline distT="0" distB="0" distL="0" distR="0" wp14:anchorId="3D4E8E2C" wp14:editId="3527D6D5">
+          <wp:inline distT="0" distB="0" distL="0" distR="0" wp14:anchorId="3D4E8E2C" wp14:editId="25C2F91B">
             <wp:extent cx="5531023" cy="2302374"/>
             <wp:effectExtent l="0" t="0" r="0" b="3175"/>
-            <wp:docPr id="1774643968" name="Imagen 10" descr="La figura 3 muestra los cuatro tipos  de tráfico web."/>
+            <wp:docPr id="1774643968" name="Imagen 10" descr="Figura sobre tipos de tráfico web. Incluye tráfico orgánico desde buscadores sin pago, tráfico pagado mediante anuncios, tráfico directo al escribir la URL y tráfico referido desde otros sitios web o enlaces externos."/>
             <wp:cNvGraphicFramePr>
               <a:graphicFrameLocks xmlns:a="http://schemas.openxmlformats.org/drawingml/2006/main" noChangeAspect="1"/>
             </wp:cNvGraphicFramePr>
@@ -9659,7 +9978,7 @@
               <a:graphicData uri="http://schemas.openxmlformats.org/drawingml/2006/picture">
                 <pic:pic xmlns:pic="http://schemas.openxmlformats.org/drawingml/2006/picture">
                   <pic:nvPicPr>
-                    <pic:cNvPr id="1774643968" name="Imagen 10" descr="La figura 3 muestra los cuatro tipos  de tráfico web."/>
+                    <pic:cNvPr id="1774643968" name="Imagen 10" descr="Figura sobre tipos de tráfico web. Incluye tráfico orgánico desde buscadores sin pago, tráfico pagado mediante anuncios, tráfico directo al escribir la URL y tráfico referido desde otros sitios web o enlaces externos."/>
                     <pic:cNvPicPr>
                       <a:picLocks noChangeAspect="1" noChangeArrowheads="1"/>
                     </pic:cNvPicPr>
@@ -9737,20 +10056,29 @@
                 <w:bCs/>
                 <w:lang w:val="es-419"/>
               </w:rPr>
-              <w:t>Descripción de la imagen</w:t>
-            </w:r>
-            <w:r>
-              <w:rPr>
+              <w:lastRenderedPageBreak/>
+              <w:t xml:space="preserve">Descripción de la </w:t>
+            </w:r>
+            <w:r>
+              <w:rPr>
+                <w:b/>
                 <w:bCs/>
                 <w:lang w:val="es-419"/>
               </w:rPr>
-              <w:t xml:space="preserve">: </w:t>
+              <w:t>figura</w:t>
             </w:r>
             <w:r>
               <w:rPr>
                 <w:bCs/>
                 <w:lang w:val="es-419"/>
               </w:rPr>
+              <w:t xml:space="preserve">: </w:t>
+            </w:r>
+            <w:r>
+              <w:rPr>
+                <w:bCs/>
+                <w:lang w:val="es-419"/>
+              </w:rPr>
               <w:t>Tipos de tráficos</w:t>
             </w:r>
           </w:p>
@@ -10004,7 +10332,6 @@
         <w:rPr>
           <w:lang w:val="es-419" w:eastAsia="es-CO"/>
         </w:rPr>
-        <w:lastRenderedPageBreak/>
         <w:t>Esto indica que el 7</w:t>
       </w:r>
       <w:r>
@@ -10080,6 +10407,7 @@
               <w:ind w:firstLine="0"/>
             </w:pPr>
             <w:r>
+              <w:lastRenderedPageBreak/>
               <w:t>Métrica</w:t>
             </w:r>
           </w:p>
@@ -10418,7 +10746,6 @@
     </w:tbl>
     <w:p>
       <w:r>
-        <w:lastRenderedPageBreak/>
         <w:t xml:space="preserve">Nota. Adaptada de </w:t>
       </w:r>
       <w:proofErr w:type="spellStart"/>
@@ -10512,6 +10839,7 @@
     </w:p>
     <w:p>
       <w:r>
+        <w:lastRenderedPageBreak/>
         <w:t xml:space="preserve">Con esta información, ajusta campañas pagadas, mejora páginas de aterrizaje y optimiza la oferta de contenido gratuito para aumentar la conversión de visitantes en </w:t>
       </w:r>
       <w:r>
@@ -11301,13 +11629,14 @@
       </w:pPr>
       <w:r>
         <w:rPr>
+          <w:noProof/>
           <w:lang w:eastAsia="es-CO"/>
         </w:rPr>
         <w:drawing>
-          <wp:inline distT="0" distB="0" distL="0" distR="0" wp14:anchorId="29510F30" wp14:editId="54860983">
+          <wp:inline distT="0" distB="0" distL="0" distR="0" wp14:anchorId="29510F30" wp14:editId="39BB1142">
             <wp:extent cx="5272644" cy="2061048"/>
             <wp:effectExtent l="0" t="0" r="4445" b="0"/>
-            <wp:docPr id="386211375" name="Imagen 8" descr="La figura presenta todas las actividades relacionadas con el tratamiento de datos personales."/>
+            <wp:docPr id="386211375" name="Imagen 8" descr="Figura informativa sobre el tratamiento de datos personales que muestra las etapas de recolección, almacenamiento, uso, transferencia y supresión de la información personal obtenida mediante formularios, encuestas o registros."/>
             <wp:cNvGraphicFramePr>
               <a:graphicFrameLocks xmlns:a="http://schemas.openxmlformats.org/drawingml/2006/main" noChangeAspect="1"/>
             </wp:cNvGraphicFramePr>
@@ -11315,7 +11644,7 @@
               <a:graphicData uri="http://schemas.openxmlformats.org/drawingml/2006/picture">
                 <pic:pic xmlns:pic="http://schemas.openxmlformats.org/drawingml/2006/picture">
                   <pic:nvPicPr>
-                    <pic:cNvPr id="386211375" name="Imagen 8" descr="La figura presenta todas las actividades relacionadas con el tratamiento de datos personales."/>
+                    <pic:cNvPr id="386211375" name="Imagen 8" descr="Figura informativa sobre el tratamiento de datos personales que muestra las etapas de recolección, almacenamiento, uso, transferencia y supresión de la información personal obtenida mediante formularios, encuestas o registros."/>
                     <pic:cNvPicPr>
                       <a:picLocks noChangeAspect="1" noChangeArrowheads="1"/>
                     </pic:cNvPicPr>
@@ -11392,20 +11721,28 @@
                 <w:bCs/>
                 <w:lang w:val="es-419"/>
               </w:rPr>
-              <w:t>Descripción de la imagen</w:t>
-            </w:r>
-            <w:r>
-              <w:rPr>
+              <w:t xml:space="preserve">Descripción de la </w:t>
+            </w:r>
+            <w:r>
+              <w:rPr>
+                <w:b/>
                 <w:bCs/>
                 <w:lang w:val="es-419"/>
               </w:rPr>
-              <w:t xml:space="preserve">: </w:t>
+              <w:t>figura</w:t>
             </w:r>
             <w:r>
               <w:rPr>
                 <w:bCs/>
                 <w:lang w:val="es-419"/>
               </w:rPr>
+              <w:t xml:space="preserve">: </w:t>
+            </w:r>
+            <w:r>
+              <w:rPr>
+                <w:bCs/>
+                <w:lang w:val="es-419"/>
+              </w:rPr>
               <w:t>Operaciones en el tratamiento de datos</w:t>
             </w:r>
           </w:p>
@@ -11493,6 +11830,7 @@
         <w:rPr>
           <w:lang w:val="es-419" w:eastAsia="es-CO"/>
         </w:rPr>
+        <w:lastRenderedPageBreak/>
         <w:t xml:space="preserve">Esto tiene un alto grado de importancia estratégica, pues permite personalizar experiencias digitales, aumentando satisfacción y fidelización, a su vez facilita la segmentación avanzada, optimizando campañas de </w:t>
       </w:r>
       <w:r>
@@ -11725,6 +12063,7 @@
               </w:rPr>
             </w:pPr>
             <w:r>
+              <w:lastRenderedPageBreak/>
               <w:t>Finalidad.</w:t>
             </w:r>
           </w:p>
@@ -15963,127 +16302,6 @@
           <w:pStyle w:val="Piedepgina"/>
           <w:jc w:val="right"/>
         </w:pPr>
-        <w:r>
-          <w:rPr>
-            <w:noProof/>
-          </w:rPr>
-          <mc:AlternateContent>
-            <mc:Choice Requires="wps">
-              <w:drawing>
-                <wp:anchor distT="45720" distB="45720" distL="114300" distR="114300" simplePos="0" relativeHeight="251661312" behindDoc="0" locked="0" layoutInCell="1" allowOverlap="1" wp14:anchorId="797C42AF" wp14:editId="60C5BEAC">
-                  <wp:simplePos x="0" y="0"/>
-                  <wp:positionH relativeFrom="column">
-                    <wp:posOffset>204470</wp:posOffset>
-                  </wp:positionH>
-                  <wp:positionV relativeFrom="paragraph">
-                    <wp:posOffset>7970</wp:posOffset>
-                  </wp:positionV>
-                  <wp:extent cx="5780690" cy="525518"/>
-                  <wp:effectExtent l="0" t="0" r="0" b="8255"/>
-                  <wp:wrapNone/>
-                  <wp:docPr id="1215982720" name="Cuadro de texto 2">
-                    <a:extLst xmlns:a="http://schemas.openxmlformats.org/drawingml/2006/main">
-                      <a:ext uri="{C183D7F6-B498-43B3-948B-1728B52AA6E4}">
-                        <adec:decorative xmlns:adec="http://schemas.microsoft.com/office/drawing/2017/decorative" val="1"/>
-                      </a:ext>
-                    </a:extLst>
-                  </wp:docPr>
-                  <wp:cNvGraphicFramePr>
-                    <a:graphicFrameLocks xmlns:a="http://schemas.openxmlformats.org/drawingml/2006/main"/>
-                  </wp:cNvGraphicFramePr>
-                  <a:graphic xmlns:a="http://schemas.openxmlformats.org/drawingml/2006/main">
-                    <a:graphicData uri="http://schemas.microsoft.com/office/word/2010/wordprocessingShape">
-                      <wps:wsp>
-                        <wps:cNvSpPr txBox="1">
-                          <a:spLocks noChangeArrowheads="1"/>
-                        </wps:cNvSpPr>
-                        <wps:spPr bwMode="auto">
-                          <a:xfrm>
-                            <a:off x="0" y="0"/>
-                            <a:ext cx="5780690" cy="525518"/>
-                          </a:xfrm>
-                          <a:prstGeom prst="rect">
-                            <a:avLst/>
-                          </a:prstGeom>
-                          <a:solidFill>
-                            <a:srgbClr val="FFFFFF"/>
-                          </a:solidFill>
-                          <a:ln w="9525">
-                            <a:noFill/>
-                            <a:miter lim="800000"/>
-                            <a:headEnd/>
-                            <a:tailEnd/>
-                          </a:ln>
-                        </wps:spPr>
-                        <wps:txbx>
-                          <w:txbxContent>
-                            <w:p>
-                              <w:pPr>
-                                <w:spacing w:before="0"/>
-                                <w:jc w:val="center"/>
-                                <w:rPr>
-                                  <w:b/>
-                                  <w:bCs/>
-                                </w:rPr>
-                              </w:pPr>
-                              <w:r>
-                                <w:rPr>
-                                  <w:b/>
-                                  <w:bCs/>
-                                </w:rPr>
-                                <w:t>Grupo de Ejecución de la Formación Virtual</w:t>
-                              </w:r>
-                            </w:p>
-                          </w:txbxContent>
-                        </wps:txbx>
-                        <wps:bodyPr rot="0" vert="horz" wrap="square" lIns="91440" tIns="45720" rIns="91440" bIns="45720" anchor="t" anchorCtr="0">
-                          <a:noAutofit/>
-                        </wps:bodyPr>
-                      </wps:wsp>
-                    </a:graphicData>
-                  </a:graphic>
-                  <wp14:sizeRelH relativeFrom="margin">
-                    <wp14:pctWidth>0</wp14:pctWidth>
-                  </wp14:sizeRelH>
-                  <wp14:sizeRelV relativeFrom="margin">
-                    <wp14:pctHeight>0</wp14:pctHeight>
-                  </wp14:sizeRelV>
-                </wp:anchor>
-              </w:drawing>
-            </mc:Choice>
-            <mc:Fallback>
-              <w:pict>
-                <v:shapetype w14:anchorId="797C42AF" id="_x0000_t202" coordsize="21600,21600" o:spt="202" path="m,l,21600r21600,l21600,xe">
-                  <v:stroke joinstyle="miter"/>
-                  <v:path gradientshapeok="t" o:connecttype="rect"/>
-                </v:shapetype>
-                <v:shape id="_x0000_s1027" type="#_x0000_t202" alt="&quot;&quot;" style="position:absolute;left:0;text-align:left;margin-left:16.1pt;margin-top:.65pt;width:455.15pt;height:41.4pt;z-index:251661312;visibility:visible;mso-wrap-style:square;mso-width-percent:0;mso-height-percent:0;mso-wrap-distance-left:9pt;mso-wrap-distance-top:3.6pt;mso-wrap-distance-right:9pt;mso-wrap-distance-bottom:3.6pt;mso-position-horizontal:absolute;mso-position-horizontal-relative:text;mso-position-vertical:absolute;mso-position-vertical-relative:text;mso-width-percent:0;mso-height-percent:0;mso-width-relative:margin;mso-height-relative:margin;v-text-anchor:top" o:gfxdata="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" stroked="f">
-                  <v:textbox>
-                    <w:txbxContent>
-                      <w:p>
-                        <w:pPr>
-                          <w:spacing w:before="0"/>
-                          <w:jc w:val="center"/>
-                          <w:rPr>
-                            <w:b/>
-                            <w:bCs/>
-                          </w:rPr>
-                        </w:pPr>
-                        <w:r>
-                          <w:rPr>
-                            <w:b/>
-                            <w:bCs/>
-                          </w:rPr>
-                          <w:t>Grupo de Ejecución de la Formación Virtual</w:t>
-                        </w:r>
-                      </w:p>
-                    </w:txbxContent>
-                  </v:textbox>
-                </v:shape>
-              </w:pict>
-            </mc:Fallback>
-          </mc:AlternateContent>
-        </w:r>
         <w:r>
           <w:fldChar w:fldCharType="begin"/>
         </w:r>
@@ -21159,6 +21377,7 @@
   <w:style w:type="character" w:default="1" w:styleId="Fuentedeprrafopredeter">
     <w:name w:val="Default Paragraph Font"/>
     <w:uiPriority w:val="1"/>
+    <w:semiHidden/>
     <w:unhideWhenUsed/>
   </w:style>
   <w:style w:type="table" w:default="1" w:styleId="Tablanormal">
@@ -22397,6 +22616,26 @@
 </file>
 
 <file path=customXml/item1.xml><?xml version="1.0" encoding="utf-8"?>
+<p:properties xmlns:p="http://schemas.microsoft.com/office/2006/metadata/properties" xmlns:xsi="http://www.w3.org/2001/XMLSchema-instance" xmlns:pc="http://schemas.microsoft.com/office/infopath/2007/PartnerControls">
+  <documentManagement>
+    <TaxCatchAll xmlns="13c90a0b-73bc-4dc0-be5f-28d77b615beb" xsi:nil="true"/>
+    <lcf76f155ced4ddcb4097134ff3c332f xmlns="13c93bba-48ce-428c-bfe5-88b42c19b028">
+      <Terms xmlns="http://schemas.microsoft.com/office/infopath/2007/PartnerControls"/>
+    </lcf76f155ced4ddcb4097134ff3c332f>
+  </documentManagement>
+</p:properties>
+</file>
+
+<file path=customXml/item2.xml><?xml version="1.0" encoding="utf-8"?>
+<?mso-contentType ?>
+<FormTemplates xmlns="http://schemas.microsoft.com/sharepoint/v3/contenttype/forms">
+  <Display>DocumentLibraryForm</Display>
+  <Edit>DocumentLibraryForm</Edit>
+  <New>DocumentLibraryForm</New>
+</FormTemplates>
+</file>
+
+<file path=customXml/item3.xml><?xml version="1.0" encoding="utf-8"?>
 <ct:contentTypeSchema xmlns:ct="http://schemas.microsoft.com/office/2006/metadata/contentType" xmlns:ma="http://schemas.microsoft.com/office/2006/metadata/properties/metaAttributes" ct:_="" ma:_="" ma:contentTypeName="Documento" ma:contentTypeID="0x0101006A81D6BD42E8DF4C91013959704817E1" ma:contentTypeVersion="15" ma:contentTypeDescription="Crear nuevo documento." ma:contentTypeScope="" ma:versionID="bf4f72ffd194f0963ff564daca6869f7">
   <xsd:schema xmlns:xsd="http://www.w3.org/2001/XMLSchema" xmlns:xs="http://www.w3.org/2001/XMLSchema" xmlns:p="http://schemas.microsoft.com/office/2006/metadata/properties" xmlns:ns2="13c90a0b-73bc-4dc0-be5f-28d77b615beb" xmlns:ns3="13c93bba-48ce-428c-bfe5-88b42c19b028" targetNamespace="http://schemas.microsoft.com/office/2006/metadata/properties" ma:root="true" ma:fieldsID="8718d6f4873a5b1392a45044efa78385" ns2:_="" ns3:_="">
     <xsd:import namespace="13c90a0b-73bc-4dc0-be5f-28d77b615beb"/>
@@ -22631,43 +22870,11 @@
 </ct:contentTypeSchema>
 </file>
 
-<file path=customXml/item2.xml><?xml version="1.0" encoding="utf-8"?>
+<file path=customXml/item4.xml><?xml version="1.0" encoding="utf-8"?>
 <b:Sources xmlns:b="http://schemas.openxmlformats.org/officeDocument/2006/bibliography" xmlns="http://schemas.openxmlformats.org/officeDocument/2006/bibliography" SelectedStyle="\APASixthEditionOfficeOnline.xsl" StyleName="APA" Version="6"/>
 </file>
 
-<file path=customXml/item3.xml><?xml version="1.0" encoding="utf-8"?>
-<p:properties xmlns:p="http://schemas.microsoft.com/office/2006/metadata/properties" xmlns:xsi="http://www.w3.org/2001/XMLSchema-instance" xmlns:pc="http://schemas.microsoft.com/office/infopath/2007/PartnerControls">
-  <documentManagement>
-    <TaxCatchAll xmlns="13c90a0b-73bc-4dc0-be5f-28d77b615beb" xsi:nil="true"/>
-    <lcf76f155ced4ddcb4097134ff3c332f xmlns="13c93bba-48ce-428c-bfe5-88b42c19b028">
-      <Terms xmlns="http://schemas.microsoft.com/office/infopath/2007/PartnerControls"/>
-    </lcf76f155ced4ddcb4097134ff3c332f>
-  </documentManagement>
-</p:properties>
-</file>
-
-<file path=customXml/item4.xml><?xml version="1.0" encoding="utf-8"?>
-<?mso-contentType ?>
-<FormTemplates xmlns="http://schemas.microsoft.com/sharepoint/v3/contenttype/forms">
-  <Display>DocumentLibraryForm</Display>
-  <Edit>DocumentLibraryForm</Edit>
-  <New>DocumentLibraryForm</New>
-</FormTemplates>
-</file>
-
 <file path=customXml/itemProps1.xml><?xml version="1.0" encoding="utf-8"?>
-<ds:datastoreItem xmlns:ds="http://schemas.openxmlformats.org/officeDocument/2006/customXml" ds:itemID="{BC8325AE-66C3-46F2-AA04-0F00731DA833}"/>
-</file>
-
-<file path=customXml/itemProps2.xml><?xml version="1.0" encoding="utf-8"?>
-<ds:datastoreItem xmlns:ds="http://schemas.openxmlformats.org/officeDocument/2006/customXml" ds:itemID="{E8AB44A3-7C62-4BD2-82ED-8ABC209970FA}">
-  <ds:schemaRefs>
-    <ds:schemaRef ds:uri="http://schemas.openxmlformats.org/officeDocument/2006/bibliography"/>
-  </ds:schemaRefs>
-</ds:datastoreItem>
-</file>
-
-<file path=customXml/itemProps3.xml><?xml version="1.0" encoding="utf-8"?>
 <ds:datastoreItem xmlns:ds="http://schemas.openxmlformats.org/officeDocument/2006/customXml" ds:itemID="{1145D752-ACC1-45E1-AB53-0C756F67FC7F}">
   <ds:schemaRefs>
     <ds:schemaRef ds:uri="http://schemas.microsoft.com/office/2006/metadata/properties"/>
@@ -22678,10 +22885,22 @@
 </ds:datastoreItem>
 </file>
 
-<file path=customXml/itemProps4.xml><?xml version="1.0" encoding="utf-8"?>
+<file path=customXml/itemProps2.xml><?xml version="1.0" encoding="utf-8"?>
 <ds:datastoreItem xmlns:ds="http://schemas.openxmlformats.org/officeDocument/2006/customXml" ds:itemID="{81CBDEC1-3B00-44ED-AD36-0268077980BA}">
   <ds:schemaRefs>
     <ds:schemaRef ds:uri="http://schemas.microsoft.com/sharepoint/v3/contenttype/forms"/>
   </ds:schemaRefs>
 </ds:datastoreItem>
+</file>
+
+<file path=customXml/itemProps3.xml><?xml version="1.0" encoding="utf-8"?>
+<ds:datastoreItem xmlns:ds="http://schemas.openxmlformats.org/officeDocument/2006/customXml" ds:itemID="{C335FA74-4BF4-44F7-BD5A-7EFACB320518}"/>
+</file>
+
+<file path=customXml/itemProps4.xml><?xml version="1.0" encoding="utf-8"?>
+<ds:datastoreItem xmlns:ds="http://schemas.openxmlformats.org/officeDocument/2006/customXml" ds:itemID="{E8AB44A3-7C62-4BD2-82ED-8ABC209970FA}">
+  <ds:schemaRefs>
+    <ds:schemaRef ds:uri="http://schemas.openxmlformats.org/officeDocument/2006/bibliography"/>
+  </ds:schemaRefs>
+</ds:datastoreItem>
 </file>
--- a/fuentes/CFA5_135333_DU.docx
+++ b/fuentes/CFA5_135333_DU.docx
@@ -22894,7 +22894,7 @@
 </file>
 
 <file path=customXml/itemProps3.xml><?xml version="1.0" encoding="utf-8"?>
-<ds:datastoreItem xmlns:ds="http://schemas.openxmlformats.org/officeDocument/2006/customXml" ds:itemID="{C335FA74-4BF4-44F7-BD5A-7EFACB320518}"/>
+<ds:datastoreItem xmlns:ds="http://schemas.openxmlformats.org/officeDocument/2006/customXml" ds:itemID="{02ACBCFD-0430-4CDC-B437-DD35BFA03B06}"/>
 </file>
 
 <file path=customXml/itemProps4.xml><?xml version="1.0" encoding="utf-8"?>
